--- a/ROS2学习文档.docx
+++ b/ROS2学习文档.docx
@@ -9,7 +9,7 @@
       <w:r>
         <w:drawing>
           <wp:inline xmlns:a="http://schemas.openxmlformats.org/drawingml/2006/main" xmlns:pic="http://schemas.openxmlformats.org/drawingml/2006/picture">
-            <wp:extent cx="6983730" cy="9882636"/>
+            <wp:extent cx="6840220" cy="9682819"/>
             <wp:docPr id="1" name="Picture 1"/>
             <wp:cNvGraphicFramePr>
               <a:graphicFrameLocks noChangeAspect="1"/>
@@ -18,7 +18,7 @@
               <a:graphicData uri="http://schemas.openxmlformats.org/drawingml/2006/picture">
                 <pic:pic>
                   <pic:nvPicPr>
-                    <pic:cNvPr id="0" name="p01.jpg"/>
+                    <pic:cNvPr id="0" name="p-01.jpg"/>
                     <pic:cNvPicPr/>
                   </pic:nvPicPr>
                   <pic:blipFill>
@@ -30,7 +30,7 @@
                   <pic:spPr>
                     <a:xfrm>
                       <a:off x="0" y="0"/>
-                      <a:ext cx="6983730" cy="9882636"/>
+                      <a:ext cx="6840220" cy="9682819"/>
                     </a:xfrm>
                     <a:prstGeom prst="rect"/>
                   </pic:spPr>
@@ -53,7 +53,7 @@
       <w:r>
         <w:drawing>
           <wp:inline xmlns:a="http://schemas.openxmlformats.org/drawingml/2006/main" xmlns:pic="http://schemas.openxmlformats.org/drawingml/2006/picture">
-            <wp:extent cx="6983730" cy="4988378"/>
+            <wp:extent cx="6840220" cy="9682819"/>
             <wp:docPr id="2" name="Picture 2"/>
             <wp:cNvGraphicFramePr>
               <a:graphicFrameLocks noChangeAspect="1"/>
@@ -62,7 +62,7 @@
               <a:graphicData uri="http://schemas.openxmlformats.org/drawingml/2006/picture">
                 <pic:pic>
                   <pic:nvPicPr>
-                    <pic:cNvPr id="0" name="p02.jpg"/>
+                    <pic:cNvPr id="0" name="p-02.jpg"/>
                     <pic:cNvPicPr/>
                   </pic:nvPicPr>
                   <pic:blipFill>
@@ -74,7 +74,7 @@
                   <pic:spPr>
                     <a:xfrm>
                       <a:off x="0" y="0"/>
-                      <a:ext cx="6983730" cy="4988378"/>
+                      <a:ext cx="6840220" cy="9682819"/>
                     </a:xfrm>
                     <a:prstGeom prst="rect"/>
                   </pic:spPr>
@@ -97,7 +97,7 @@
       <w:r>
         <w:drawing>
           <wp:inline xmlns:a="http://schemas.openxmlformats.org/drawingml/2006/main" xmlns:pic="http://schemas.openxmlformats.org/drawingml/2006/picture">
-            <wp:extent cx="6983730" cy="9313756"/>
+            <wp:extent cx="6840220" cy="9682819"/>
             <wp:docPr id="3" name="Picture 3"/>
             <wp:cNvGraphicFramePr>
               <a:graphicFrameLocks noChangeAspect="1"/>
@@ -106,7 +106,7 @@
               <a:graphicData uri="http://schemas.openxmlformats.org/drawingml/2006/picture">
                 <pic:pic>
                   <pic:nvPicPr>
-                    <pic:cNvPr id="0" name="p03.jpg"/>
+                    <pic:cNvPr id="0" name="p-03.jpg"/>
                     <pic:cNvPicPr/>
                   </pic:nvPicPr>
                   <pic:blipFill>
@@ -118,7 +118,7 @@
                   <pic:spPr>
                     <a:xfrm>
                       <a:off x="0" y="0"/>
-                      <a:ext cx="6983730" cy="9313756"/>
+                      <a:ext cx="6840220" cy="9682819"/>
                     </a:xfrm>
                     <a:prstGeom prst="rect"/>
                   </pic:spPr>
@@ -141,7 +141,7 @@
       <w:r>
         <w:drawing>
           <wp:inline xmlns:a="http://schemas.openxmlformats.org/drawingml/2006/main" xmlns:pic="http://schemas.openxmlformats.org/drawingml/2006/picture">
-            <wp:extent cx="6983730" cy="9313756"/>
+            <wp:extent cx="6840220" cy="9682819"/>
             <wp:docPr id="4" name="Picture 4"/>
             <wp:cNvGraphicFramePr>
               <a:graphicFrameLocks noChangeAspect="1"/>
@@ -150,7 +150,7 @@
               <a:graphicData uri="http://schemas.openxmlformats.org/drawingml/2006/picture">
                 <pic:pic>
                   <pic:nvPicPr>
-                    <pic:cNvPr id="0" name="p04.jpg"/>
+                    <pic:cNvPr id="0" name="p-04.jpg"/>
                     <pic:cNvPicPr/>
                   </pic:nvPicPr>
                   <pic:blipFill>
@@ -162,7 +162,7 @@
                   <pic:spPr>
                     <a:xfrm>
                       <a:off x="0" y="0"/>
-                      <a:ext cx="6983730" cy="9313756"/>
+                      <a:ext cx="6840220" cy="9682819"/>
                     </a:xfrm>
                     <a:prstGeom prst="rect"/>
                   </pic:spPr>
@@ -185,7 +185,7 @@
       <w:r>
         <w:drawing>
           <wp:inline xmlns:a="http://schemas.openxmlformats.org/drawingml/2006/main" xmlns:pic="http://schemas.openxmlformats.org/drawingml/2006/picture">
-            <wp:extent cx="6983730" cy="9313756"/>
+            <wp:extent cx="6840220" cy="9682819"/>
             <wp:docPr id="5" name="Picture 5"/>
             <wp:cNvGraphicFramePr>
               <a:graphicFrameLocks noChangeAspect="1"/>
@@ -194,7 +194,7 @@
               <a:graphicData uri="http://schemas.openxmlformats.org/drawingml/2006/picture">
                 <pic:pic>
                   <pic:nvPicPr>
-                    <pic:cNvPr id="0" name="p05.jpg"/>
+                    <pic:cNvPr id="0" name="p-05.jpg"/>
                     <pic:cNvPicPr/>
                   </pic:nvPicPr>
                   <pic:blipFill>
@@ -206,7 +206,7 @@
                   <pic:spPr>
                     <a:xfrm>
                       <a:off x="0" y="0"/>
-                      <a:ext cx="6983730" cy="9313756"/>
+                      <a:ext cx="6840220" cy="9682819"/>
                     </a:xfrm>
                     <a:prstGeom prst="rect"/>
                   </pic:spPr>
@@ -229,7 +229,7 @@
       <w:r>
         <w:drawing>
           <wp:inline xmlns:a="http://schemas.openxmlformats.org/drawingml/2006/main" xmlns:pic="http://schemas.openxmlformats.org/drawingml/2006/picture">
-            <wp:extent cx="6983730" cy="9313756"/>
+            <wp:extent cx="6840220" cy="9682819"/>
             <wp:docPr id="6" name="Picture 6"/>
             <wp:cNvGraphicFramePr>
               <a:graphicFrameLocks noChangeAspect="1"/>
@@ -238,7 +238,7 @@
               <a:graphicData uri="http://schemas.openxmlformats.org/drawingml/2006/picture">
                 <pic:pic>
                   <pic:nvPicPr>
-                    <pic:cNvPr id="0" name="p06.jpg"/>
+                    <pic:cNvPr id="0" name="p-06.jpg"/>
                     <pic:cNvPicPr/>
                   </pic:nvPicPr>
                   <pic:blipFill>
@@ -250,7 +250,7 @@
                   <pic:spPr>
                     <a:xfrm>
                       <a:off x="0" y="0"/>
-                      <a:ext cx="6983730" cy="9313756"/>
+                      <a:ext cx="6840220" cy="9682819"/>
                     </a:xfrm>
                     <a:prstGeom prst="rect"/>
                   </pic:spPr>
@@ -273,7 +273,7 @@
       <w:r>
         <w:drawing>
           <wp:inline xmlns:a="http://schemas.openxmlformats.org/drawingml/2006/main" xmlns:pic="http://schemas.openxmlformats.org/drawingml/2006/picture">
-            <wp:extent cx="6983730" cy="9313756"/>
+            <wp:extent cx="6840220" cy="9682819"/>
             <wp:docPr id="7" name="Picture 7"/>
             <wp:cNvGraphicFramePr>
               <a:graphicFrameLocks noChangeAspect="1"/>
@@ -282,7 +282,7 @@
               <a:graphicData uri="http://schemas.openxmlformats.org/drawingml/2006/picture">
                 <pic:pic>
                   <pic:nvPicPr>
-                    <pic:cNvPr id="0" name="p07.jpg"/>
+                    <pic:cNvPr id="0" name="p-07.jpg"/>
                     <pic:cNvPicPr/>
                   </pic:nvPicPr>
                   <pic:blipFill>
@@ -294,7 +294,7 @@
                   <pic:spPr>
                     <a:xfrm>
                       <a:off x="0" y="0"/>
-                      <a:ext cx="6983730" cy="9313756"/>
+                      <a:ext cx="6840220" cy="9682819"/>
                     </a:xfrm>
                     <a:prstGeom prst="rect"/>
                   </pic:spPr>
@@ -317,7 +317,7 @@
       <w:r>
         <w:drawing>
           <wp:inline xmlns:a="http://schemas.openxmlformats.org/drawingml/2006/main" xmlns:pic="http://schemas.openxmlformats.org/drawingml/2006/picture">
-            <wp:extent cx="6983730" cy="9313756"/>
+            <wp:extent cx="6840220" cy="9682819"/>
             <wp:docPr id="8" name="Picture 8"/>
             <wp:cNvGraphicFramePr>
               <a:graphicFrameLocks noChangeAspect="1"/>
@@ -326,7 +326,7 @@
               <a:graphicData uri="http://schemas.openxmlformats.org/drawingml/2006/picture">
                 <pic:pic>
                   <pic:nvPicPr>
-                    <pic:cNvPr id="0" name="p08.jpg"/>
+                    <pic:cNvPr id="0" name="p-08.jpg"/>
                     <pic:cNvPicPr/>
                   </pic:nvPicPr>
                   <pic:blipFill>
@@ -338,7 +338,7 @@
                   <pic:spPr>
                     <a:xfrm>
                       <a:off x="0" y="0"/>
-                      <a:ext cx="6983730" cy="9313756"/>
+                      <a:ext cx="6840220" cy="9682819"/>
                     </a:xfrm>
                     <a:prstGeom prst="rect"/>
                   </pic:spPr>
@@ -361,7 +361,7 @@
       <w:r>
         <w:drawing>
           <wp:inline xmlns:a="http://schemas.openxmlformats.org/drawingml/2006/main" xmlns:pic="http://schemas.openxmlformats.org/drawingml/2006/picture">
-            <wp:extent cx="6983730" cy="9313756"/>
+            <wp:extent cx="6840220" cy="9682819"/>
             <wp:docPr id="9" name="Picture 9"/>
             <wp:cNvGraphicFramePr>
               <a:graphicFrameLocks noChangeAspect="1"/>
@@ -370,7 +370,7 @@
               <a:graphicData uri="http://schemas.openxmlformats.org/drawingml/2006/picture">
                 <pic:pic>
                   <pic:nvPicPr>
-                    <pic:cNvPr id="0" name="p09.jpg"/>
+                    <pic:cNvPr id="0" name="p-09.jpg"/>
                     <pic:cNvPicPr/>
                   </pic:nvPicPr>
                   <pic:blipFill>
@@ -382,7 +382,7 @@
                   <pic:spPr>
                     <a:xfrm>
                       <a:off x="0" y="0"/>
-                      <a:ext cx="6983730" cy="9313756"/>
+                      <a:ext cx="6840220" cy="9682819"/>
                     </a:xfrm>
                     <a:prstGeom prst="rect"/>
                   </pic:spPr>
@@ -405,7 +405,7 @@
       <w:r>
         <w:drawing>
           <wp:inline xmlns:a="http://schemas.openxmlformats.org/drawingml/2006/main" xmlns:pic="http://schemas.openxmlformats.org/drawingml/2006/picture">
-            <wp:extent cx="6983730" cy="9313756"/>
+            <wp:extent cx="6840220" cy="9120293"/>
             <wp:docPr id="10" name="Picture 10"/>
             <wp:cNvGraphicFramePr>
               <a:graphicFrameLocks noChangeAspect="1"/>
@@ -414,7 +414,7 @@
               <a:graphicData uri="http://schemas.openxmlformats.org/drawingml/2006/picture">
                 <pic:pic>
                   <pic:nvPicPr>
-                    <pic:cNvPr id="0" name="p10.jpg"/>
+                    <pic:cNvPr id="0" name="p-10.jpg"/>
                     <pic:cNvPicPr/>
                   </pic:nvPicPr>
                   <pic:blipFill>
@@ -426,7 +426,7 @@
                   <pic:spPr>
                     <a:xfrm>
                       <a:off x="0" y="0"/>
-                      <a:ext cx="6983730" cy="9313756"/>
+                      <a:ext cx="6840220" cy="9120293"/>
                     </a:xfrm>
                     <a:prstGeom prst="rect"/>
                   </pic:spPr>
@@ -439,7 +439,7 @@
     </w:p>
     <w:sectPr>
       <w:pgSz w:w="11906" w:h="16838"/>
-      <w:pgMar w:top="454" w:right="454" w:bottom="454" w:left="454" w:header="720" w:footer="720" w:gutter="0"/>
+      <w:pgMar w:top="567" w:right="567" w:bottom="567" w:left="567" w:header="720" w:footer="720" w:gutter="0"/>
       <w:cols w:space="720"/>
       <w:docGrid w:linePitch="360"/>
     </w:sectPr>
